--- a/files/What.docx
+++ b/files/What.docx
@@ -15,23 +15,93 @@
           <w:sz w:val="40"/>
           <w:szCs w:val="40"/>
         </w:rPr>
-        <w:t>What’s An NES?</w:t>
-      </w:r>
-    </w:p>
-    <w:p>
-      <w:pPr>
-        <w:spacing w:after="0"/>
-        <w:rPr>
-          <w:sz w:val="24"/>
-          <w:szCs w:val="24"/>
-        </w:rPr>
-      </w:pPr>
-      <w:r>
-        <w:rPr>
-          <w:sz w:val="24"/>
-          <w:szCs w:val="24"/>
-        </w:rPr>
-        <w:t xml:space="preserve">An NES or Non-linear Energy Sink </w:t>
+        <w:t>What’s a</w:t>
+      </w:r>
+      <w:r>
+        <w:rPr>
+          <w:sz w:val="40"/>
+          <w:szCs w:val="40"/>
+        </w:rPr>
+        <w:t>n N</w:t>
+      </w:r>
+      <w:r>
+        <w:rPr>
+          <w:sz w:val="40"/>
+          <w:szCs w:val="40"/>
+        </w:rPr>
+        <w:t>.</w:t>
+      </w:r>
+      <w:r>
+        <w:rPr>
+          <w:sz w:val="40"/>
+          <w:szCs w:val="40"/>
+        </w:rPr>
+        <w:t>E</w:t>
+      </w:r>
+      <w:r>
+        <w:rPr>
+          <w:sz w:val="40"/>
+          <w:szCs w:val="40"/>
+        </w:rPr>
+        <w:t>.</w:t>
+      </w:r>
+      <w:r>
+        <w:rPr>
+          <w:sz w:val="40"/>
+          <w:szCs w:val="40"/>
+        </w:rPr>
+        <w:t>S</w:t>
+      </w:r>
+      <w:r>
+        <w:rPr>
+          <w:sz w:val="40"/>
+          <w:szCs w:val="40"/>
+        </w:rPr>
+        <w:t xml:space="preserve"> Anyway</w:t>
+      </w:r>
+      <w:r>
+        <w:rPr>
+          <w:sz w:val="40"/>
+          <w:szCs w:val="40"/>
+        </w:rPr>
+        <w:t>?</w:t>
+      </w:r>
+    </w:p>
+    <w:p>
+      <w:pPr>
+        <w:spacing w:after="0"/>
+        <w:rPr>
+          <w:sz w:val="24"/>
+          <w:szCs w:val="24"/>
+        </w:rPr>
+      </w:pPr>
+      <w:r>
+        <w:rPr>
+          <w:sz w:val="24"/>
+          <w:szCs w:val="24"/>
+        </w:rPr>
+        <w:t xml:space="preserve">An N.E.S, or </w:t>
+      </w:r>
+      <w:r>
+        <w:rPr>
+          <w:sz w:val="24"/>
+          <w:szCs w:val="24"/>
+        </w:rPr>
+        <w:t>Non-linear Energy Sink</w:t>
+      </w:r>
+      <w:r>
+        <w:rPr>
+          <w:sz w:val="24"/>
+          <w:szCs w:val="24"/>
+        </w:rPr>
+        <w:t>,</w:t>
+      </w:r>
+      <w:r>
+        <w:rPr>
+          <w:sz w:val="24"/>
+          <w:szCs w:val="24"/>
+        </w:rPr>
+        <w:t xml:space="preserve"> </w:t>
       </w:r>
       <w:r>
         <w:rPr>
@@ -45,7 +115,7 @@
           <w:sz w:val="24"/>
           <w:szCs w:val="24"/>
         </w:rPr>
-        <w:t>, simply put,</w:t>
+        <w:t xml:space="preserve"> when added to a system</w:t>
       </w:r>
       <w:r>
         <w:rPr>
@@ -59,14 +129,14 @@
           <w:sz w:val="24"/>
           <w:szCs w:val="24"/>
         </w:rPr>
-        <w:t>s input energy in the form of low-frequency, high-amplitude waves an</w:t>
-      </w:r>
-      <w:r>
-        <w:rPr>
-          <w:sz w:val="24"/>
-          <w:szCs w:val="24"/>
-        </w:rPr>
-        <w:t>d converts it to high-frequency, low-amplitude waves.</w:t>
+        <w:t>s</w:t>
+      </w:r>
+      <w:r>
+        <w:rPr>
+          <w:sz w:val="24"/>
+          <w:szCs w:val="24"/>
+        </w:rPr>
+        <w:t xml:space="preserve"> some of the input energy to</w:t>
       </w:r>
       <w:r>
         <w:rPr>
@@ -75,33 +145,944 @@
         </w:rPr>
         <w:t xml:space="preserve"> </w:t>
       </w:r>
-    </w:p>
-    <w:p>
-      <w:pPr>
-        <w:spacing w:after="0"/>
-        <w:rPr>
-          <w:sz w:val="24"/>
-          <w:szCs w:val="24"/>
-        </w:rPr>
-      </w:pPr>
-    </w:p>
-    <w:p>
-      <w:pPr>
-        <w:spacing w:after="0"/>
-        <w:rPr>
-          <w:sz w:val="24"/>
-          <w:szCs w:val="24"/>
-        </w:rPr>
-      </w:pPr>
-      <w:r>
-        <w:rPr>
-          <w:sz w:val="24"/>
-          <w:szCs w:val="24"/>
-        </w:rPr>
-        <w:t xml:space="preserve">NES’ can be made in a number of ways, it all depends on the particular situation and the dynamics associated with it. The only condition is the dynamics of the situation in question must be non-linear. </w:t>
-      </w:r>
+      <w:r>
+        <w:rPr>
+          <w:sz w:val="24"/>
+          <w:szCs w:val="24"/>
+        </w:rPr>
+        <w:t xml:space="preserve">one part of </w:t>
+      </w:r>
+      <w:r>
+        <w:rPr>
+          <w:sz w:val="24"/>
+          <w:szCs w:val="24"/>
+        </w:rPr>
+        <w:t>a system and transfers it to another</w:t>
+      </w:r>
+      <w:r>
+        <w:rPr>
+          <w:sz w:val="24"/>
+          <w:szCs w:val="24"/>
+        </w:rPr>
+        <w:t>, lower-energy</w:t>
+      </w:r>
+      <w:r>
+        <w:rPr>
+          <w:sz w:val="24"/>
+          <w:szCs w:val="24"/>
+        </w:rPr>
+        <w:t xml:space="preserve"> part of the system </w:t>
+      </w:r>
+      <w:r>
+        <w:rPr>
+          <w:sz w:val="24"/>
+          <w:szCs w:val="24"/>
+        </w:rPr>
+        <w:t xml:space="preserve">(the sink) </w:t>
+      </w:r>
+      <w:r>
+        <w:rPr>
+          <w:sz w:val="24"/>
+          <w:szCs w:val="24"/>
+        </w:rPr>
+        <w:t xml:space="preserve">to be dissipated. In more scientific terms, an N.E.S is a device that takes lower frequency, higher amplitude vibrations and converts them into higher frequency, lower amplitude vibrations. This conversion is </w:t>
+      </w:r>
+      <w:r>
+        <w:rPr>
+          <w:sz w:val="24"/>
+          <w:szCs w:val="24"/>
+        </w:rPr>
+        <w:t xml:space="preserve">often </w:t>
+      </w:r>
+      <w:r>
+        <w:rPr>
+          <w:sz w:val="24"/>
+          <w:szCs w:val="24"/>
+        </w:rPr>
+        <w:t>advantageous</w:t>
+      </w:r>
+      <w:r>
+        <w:rPr>
+          <w:sz w:val="24"/>
+          <w:szCs w:val="24"/>
+        </w:rPr>
+        <w:t xml:space="preserve"> and therefore desired</w:t>
+      </w:r>
+      <w:r>
+        <w:rPr>
+          <w:sz w:val="24"/>
+          <w:szCs w:val="24"/>
+        </w:rPr>
+        <w:t xml:space="preserve"> in</w:t>
+      </w:r>
+      <w:r>
+        <w:rPr>
+          <w:sz w:val="24"/>
+          <w:szCs w:val="24"/>
+        </w:rPr>
+        <w:t xml:space="preserve"> many</w:t>
+      </w:r>
+      <w:r>
+        <w:rPr>
+          <w:sz w:val="24"/>
+          <w:szCs w:val="24"/>
+        </w:rPr>
+        <w:t xml:space="preserve"> mechanical systems</w:t>
+      </w:r>
+      <w:r>
+        <w:rPr>
+          <w:sz w:val="24"/>
+          <w:szCs w:val="24"/>
+        </w:rPr>
+        <w:t>, as it provides two simultaneous benefits;</w:t>
+      </w:r>
+    </w:p>
+    <w:p>
+      <w:pPr>
+        <w:spacing w:after="0"/>
+        <w:rPr>
+          <w:sz w:val="24"/>
+          <w:szCs w:val="24"/>
+        </w:rPr>
+      </w:pPr>
+    </w:p>
+    <w:p>
+      <w:pPr>
+        <w:spacing w:after="0"/>
+        <w:rPr>
+          <w:sz w:val="24"/>
+          <w:szCs w:val="24"/>
+        </w:rPr>
+      </w:pPr>
+      <w:r>
+        <w:rPr>
+          <w:noProof/>
+          <w:sz w:val="24"/>
+          <w:szCs w:val="24"/>
+        </w:rPr>
+        <w:drawing>
+          <wp:inline distT="0" distB="0" distL="0" distR="0" wp14:anchorId="6EB2704D" wp14:editId="4E8B3168">
+            <wp:extent cx="5920740" cy="1485900"/>
+            <wp:effectExtent l="0" t="0" r="3810" b="0"/>
+            <wp:docPr id="1" name="Picture 1" descr="http://www.mobilemark.com/wp-content/uploads/2013/08/frequency-for-white-paper-terminology.jpg"/>
+            <wp:cNvGraphicFramePr>
+              <a:graphicFrameLocks xmlns:a="http://schemas.openxmlformats.org/drawingml/2006/main" noChangeAspect="1"/>
+            </wp:cNvGraphicFramePr>
+            <a:graphic xmlns:a="http://schemas.openxmlformats.org/drawingml/2006/main">
+              <a:graphicData uri="http://schemas.openxmlformats.org/drawingml/2006/picture">
+                <pic:pic xmlns:pic="http://schemas.openxmlformats.org/drawingml/2006/picture">
+                  <pic:nvPicPr>
+                    <pic:cNvPr id="0" name="Picture 1" descr="http://www.mobilemark.com/wp-content/uploads/2013/08/frequency-for-white-paper-terminology.jpg"/>
+                    <pic:cNvPicPr>
+                      <a:picLocks noChangeAspect="1" noChangeArrowheads="1"/>
+                    </pic:cNvPicPr>
+                  </pic:nvPicPr>
+                  <pic:blipFill rotWithShape="1">
+                    <a:blip r:embed="rId4">
+                      <a:extLst>
+                        <a:ext uri="{28A0092B-C50C-407E-A947-70E740481C1C}">
+                          <a14:useLocalDpi xmlns:a14="http://schemas.microsoft.com/office/drawing/2010/main" val="0"/>
+                        </a:ext>
+                      </a:extLst>
+                    </a:blip>
+                    <a:srcRect r="363" b="13748"/>
+                    <a:stretch/>
+                  </pic:blipFill>
+                  <pic:spPr bwMode="auto">
+                    <a:xfrm>
+                      <a:off x="0" y="0"/>
+                      <a:ext cx="5941876" cy="1491204"/>
+                    </a:xfrm>
+                    <a:prstGeom prst="rect">
+                      <a:avLst/>
+                    </a:prstGeom>
+                    <a:noFill/>
+                    <a:ln>
+                      <a:noFill/>
+                    </a:ln>
+                    <a:extLst>
+                      <a:ext uri="{53640926-AAD7-44D8-BBD7-CCE9431645EC}">
+                        <a14:shadowObscured xmlns:a14="http://schemas.microsoft.com/office/drawing/2010/main"/>
+                      </a:ext>
+                    </a:extLst>
+                  </pic:spPr>
+                </pic:pic>
+              </a:graphicData>
+            </a:graphic>
+          </wp:inline>
+        </w:drawing>
+      </w:r>
+    </w:p>
+    <w:p>
+      <w:pPr>
+        <w:spacing w:after="0"/>
+        <w:rPr>
+          <w:sz w:val="24"/>
+          <w:szCs w:val="24"/>
+        </w:rPr>
+      </w:pPr>
+    </w:p>
+    <w:p>
+      <w:pPr>
+        <w:spacing w:after="0"/>
+        <w:rPr>
+          <w:sz w:val="24"/>
+          <w:szCs w:val="24"/>
+        </w:rPr>
+      </w:pPr>
+    </w:p>
+    <w:p>
+      <w:pPr>
+        <w:spacing w:after="0"/>
+        <w:jc w:val="center"/>
+        <w:rPr>
+          <w:sz w:val="24"/>
+          <w:szCs w:val="24"/>
+        </w:rPr>
+      </w:pPr>
+      <w:r>
+        <w:rPr>
+          <w:sz w:val="24"/>
+          <w:szCs w:val="24"/>
+        </w:rPr>
+        <w:t>Higher frequency vibrations can be dissipated much more quickly and efficiently than lower frequency vibrations, and</w:t>
+      </w:r>
+      <w:r>
+        <w:t xml:space="preserve"> </w:t>
+      </w:r>
+      <w:r>
+        <w:rPr>
+          <w:sz w:val="24"/>
+          <w:szCs w:val="24"/>
+        </w:rPr>
+        <w:t>l</w:t>
+      </w:r>
+      <w:r>
+        <w:rPr>
+          <w:sz w:val="24"/>
+          <w:szCs w:val="24"/>
+        </w:rPr>
+        <w:t>ower amplitude vibrations generally put less mechanical stress on a system than higher amplitude vibrations.</w:t>
+      </w:r>
+      <w:r>
+        <w:t xml:space="preserve"> </w:t>
+      </w:r>
+    </w:p>
+    <w:p>
+      <w:pPr>
+        <w:spacing w:after="0"/>
+        <w:jc w:val="center"/>
+        <w:rPr>
+          <w:sz w:val="24"/>
+          <w:szCs w:val="24"/>
+        </w:rPr>
+      </w:pPr>
+    </w:p>
+    <w:p>
+      <w:pPr>
+        <w:spacing w:after="0"/>
+        <w:jc w:val="center"/>
+        <w:rPr>
+          <w:sz w:val="24"/>
+          <w:szCs w:val="24"/>
+        </w:rPr>
+      </w:pPr>
+      <w:r>
+        <w:rPr>
+          <w:noProof/>
+          <w:sz w:val="24"/>
+          <w:szCs w:val="24"/>
+        </w:rPr>
+        <w:drawing>
+          <wp:inline distT="0" distB="0" distL="0" distR="0" wp14:anchorId="1CCED855" wp14:editId="464E06ED">
+            <wp:extent cx="393192" cy="155448"/>
+            <wp:effectExtent l="0" t="0" r="6985" b="0"/>
+            <wp:docPr id="8" name="Picture 8" descr="https://upload.wikimedia.org/wikipedia/commons/thumb/7/71/Arrow_east.svg/2000px-Arrow_east.svg.png"/>
+            <wp:cNvGraphicFramePr>
+              <a:graphicFrameLocks xmlns:a="http://schemas.openxmlformats.org/drawingml/2006/main" noChangeAspect="1"/>
+            </wp:cNvGraphicFramePr>
+            <a:graphic xmlns:a="http://schemas.openxmlformats.org/drawingml/2006/main">
+              <a:graphicData uri="http://schemas.openxmlformats.org/drawingml/2006/picture">
+                <pic:pic xmlns:pic="http://schemas.openxmlformats.org/drawingml/2006/picture">
+                  <pic:nvPicPr>
+                    <pic:cNvPr id="0" name="Picture 6" descr="https://upload.wikimedia.org/wikipedia/commons/thumb/7/71/Arrow_east.svg/2000px-Arrow_east.svg.png"/>
+                    <pic:cNvPicPr>
+                      <a:picLocks noChangeAspect="1" noChangeArrowheads="1"/>
+                    </pic:cNvPicPr>
+                  </pic:nvPicPr>
+                  <pic:blipFill>
+                    <a:blip r:embed="rId5" cstate="print">
+                      <a:extLst>
+                        <a:ext uri="{28A0092B-C50C-407E-A947-70E740481C1C}">
+                          <a14:useLocalDpi xmlns:a14="http://schemas.microsoft.com/office/drawing/2010/main" val="0"/>
+                        </a:ext>
+                      </a:extLst>
+                    </a:blip>
+                    <a:srcRect/>
+                    <a:stretch>
+                      <a:fillRect/>
+                    </a:stretch>
+                  </pic:blipFill>
+                  <pic:spPr bwMode="auto">
+                    <a:xfrm>
+                      <a:off x="0" y="0"/>
+                      <a:ext cx="393192" cy="155448"/>
+                    </a:xfrm>
+                    <a:prstGeom prst="rect">
+                      <a:avLst/>
+                    </a:prstGeom>
+                    <a:noFill/>
+                    <a:ln>
+                      <a:noFill/>
+                    </a:ln>
+                  </pic:spPr>
+                </pic:pic>
+              </a:graphicData>
+            </a:graphic>
+          </wp:inline>
+        </w:drawing>
+      </w:r>
+      <w:r>
+        <w:rPr>
+          <w:noProof/>
+          <w:sz w:val="24"/>
+          <w:szCs w:val="24"/>
+        </w:rPr>
+        <mc:AlternateContent>
+          <mc:Choice Requires="wps">
+            <w:drawing>
+              <wp:anchor distT="45720" distB="45720" distL="114300" distR="114300" simplePos="0" relativeHeight="251661312" behindDoc="0" locked="0" layoutInCell="1" allowOverlap="1" wp14:anchorId="3A6C87F7" wp14:editId="70A8EEB6">
+                <wp:simplePos x="0" y="0"/>
+                <wp:positionH relativeFrom="column">
+                  <wp:posOffset>3390900</wp:posOffset>
+                </wp:positionH>
+                <wp:positionV relativeFrom="paragraph">
+                  <wp:posOffset>9525</wp:posOffset>
+                </wp:positionV>
+                <wp:extent cx="2103120" cy="289560"/>
+                <wp:effectExtent l="0" t="0" r="11430" b="15240"/>
+                <wp:wrapSquare wrapText="bothSides"/>
+                <wp:docPr id="6" name="Text Box 2"/>
+                <wp:cNvGraphicFramePr>
+                  <a:graphicFrameLocks xmlns:a="http://schemas.openxmlformats.org/drawingml/2006/main"/>
+                </wp:cNvGraphicFramePr>
+                <a:graphic xmlns:a="http://schemas.openxmlformats.org/drawingml/2006/main">
+                  <a:graphicData uri="http://schemas.microsoft.com/office/word/2010/wordprocessingShape">
+                    <wps:wsp>
+                      <wps:cNvSpPr txBox="1">
+                        <a:spLocks noChangeArrowheads="1"/>
+                      </wps:cNvSpPr>
+                      <wps:spPr bwMode="auto">
+                        <a:xfrm>
+                          <a:off x="0" y="0"/>
+                          <a:ext cx="2103120" cy="289560"/>
+                        </a:xfrm>
+                        <a:prstGeom prst="rect">
+                          <a:avLst/>
+                        </a:prstGeom>
+                        <a:solidFill>
+                          <a:srgbClr val="FFFFFF"/>
+                        </a:solidFill>
+                        <a:ln w="9525">
+                          <a:solidFill>
+                            <a:srgbClr val="000000"/>
+                          </a:solidFill>
+                          <a:miter lim="800000"/>
+                          <a:headEnd/>
+                          <a:tailEnd/>
+                        </a:ln>
+                      </wps:spPr>
+                      <wps:txbx>
+                        <w:txbxContent>
+                          <w:p>
+                            <w:r>
+                              <w:t>High Frequency, Low Amplitude</w:t>
+                            </w:r>
+                          </w:p>
+                        </w:txbxContent>
+                      </wps:txbx>
+                      <wps:bodyPr rot="0" vert="horz" wrap="square" lIns="91440" tIns="45720" rIns="91440" bIns="45720" anchor="t" anchorCtr="0">
+                        <a:noAutofit/>
+                      </wps:bodyPr>
+                    </wps:wsp>
+                  </a:graphicData>
+                </a:graphic>
+                <wp14:sizeRelH relativeFrom="margin">
+                  <wp14:pctWidth>0</wp14:pctWidth>
+                </wp14:sizeRelH>
+                <wp14:sizeRelV relativeFrom="margin">
+                  <wp14:pctHeight>0</wp14:pctHeight>
+                </wp14:sizeRelV>
+              </wp:anchor>
+            </w:drawing>
+          </mc:Choice>
+          <mc:Fallback>
+            <w:pict>
+              <v:shapetype w14:anchorId="3A6C87F7" id="_x0000_t202" coordsize="21600,21600" o:spt="202" path="m,l,21600r21600,l21600,xe">
+                <v:stroke joinstyle="miter"/>
+                <v:path gradientshapeok="t" o:connecttype="rect"/>
+              </v:shapetype>
+              <v:shape id="Text Box 2" o:spid="_x0000_s1026" type="#_x0000_t202" style="position:absolute;left:0;text-align:left;margin-left:267pt;margin-top:.75pt;width:165.6pt;height:22.8pt;z-index:251661312;visibility:visible;mso-wrap-style:square;mso-width-percent:0;mso-height-percent:0;mso-wrap-distance-left:9pt;mso-wrap-distance-top:3.6pt;mso-wrap-distance-right:9pt;mso-wrap-distance-bottom:3.6pt;mso-position-horizontal:absolute;mso-position-horizontal-relative:text;mso-position-vertical:absolute;mso-position-vertical-relative:text;mso-width-percent:0;mso-height-percent:0;mso-width-relative:margin;mso-height-relative:margin;v-text-anchor:top" o:gfxdata="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">
+                <v:textbox>
+                  <w:txbxContent>
+                    <w:p>
+                      <w:r>
+                        <w:t>High Frequency, Low Amplitude</w:t>
+                      </w:r>
+                    </w:p>
+                  </w:txbxContent>
+                </v:textbox>
+                <w10:wrap type="square"/>
+              </v:shape>
+            </w:pict>
+          </mc:Fallback>
+        </mc:AlternateContent>
+      </w:r>
+      <w:r>
+        <w:rPr>
+          <w:noProof/>
+          <w:sz w:val="24"/>
+          <w:szCs w:val="24"/>
+        </w:rPr>
+        <mc:AlternateContent>
+          <mc:Choice Requires="wps">
+            <w:drawing>
+              <wp:anchor distT="45720" distB="45720" distL="114300" distR="114300" simplePos="0" relativeHeight="251659264" behindDoc="0" locked="0" layoutInCell="1" allowOverlap="1" wp14:anchorId="1BDAB01C" wp14:editId="2FA2DC8B">
+                <wp:simplePos x="0" y="0"/>
+                <wp:positionH relativeFrom="column">
+                  <wp:posOffset>403860</wp:posOffset>
+                </wp:positionH>
+                <wp:positionV relativeFrom="paragraph">
+                  <wp:posOffset>9525</wp:posOffset>
+                </wp:positionV>
+                <wp:extent cx="2011680" cy="281940"/>
+                <wp:effectExtent l="0" t="0" r="26670" b="22860"/>
+                <wp:wrapSquare wrapText="bothSides"/>
+                <wp:docPr id="217" name="Text Box 2"/>
+                <wp:cNvGraphicFramePr>
+                  <a:graphicFrameLocks xmlns:a="http://schemas.openxmlformats.org/drawingml/2006/main"/>
+                </wp:cNvGraphicFramePr>
+                <a:graphic xmlns:a="http://schemas.openxmlformats.org/drawingml/2006/main">
+                  <a:graphicData uri="http://schemas.microsoft.com/office/word/2010/wordprocessingShape">
+                    <wps:wsp>
+                      <wps:cNvSpPr txBox="1">
+                        <a:spLocks noChangeArrowheads="1"/>
+                      </wps:cNvSpPr>
+                      <wps:spPr bwMode="auto">
+                        <a:xfrm>
+                          <a:off x="0" y="0"/>
+                          <a:ext cx="2011680" cy="281940"/>
+                        </a:xfrm>
+                        <a:prstGeom prst="rect">
+                          <a:avLst/>
+                        </a:prstGeom>
+                        <a:solidFill>
+                          <a:srgbClr val="FFFFFF"/>
+                        </a:solidFill>
+                        <a:ln w="9525">
+                          <a:solidFill>
+                            <a:srgbClr val="000000"/>
+                          </a:solidFill>
+                          <a:miter lim="800000"/>
+                          <a:headEnd/>
+                          <a:tailEnd/>
+                        </a:ln>
+                      </wps:spPr>
+                      <wps:txbx>
+                        <w:txbxContent>
+                          <w:p>
+                            <w:r>
+                              <w:t>Low Frequency, High</w:t>
+                            </w:r>
+                            <w:r>
+                              <w:t xml:space="preserve"> Amplitude </w:t>
+                            </w:r>
+                          </w:p>
+                        </w:txbxContent>
+                      </wps:txbx>
+                      <wps:bodyPr rot="0" vert="horz" wrap="square" lIns="91440" tIns="45720" rIns="91440" bIns="45720" anchor="t" anchorCtr="0">
+                        <a:noAutofit/>
+                      </wps:bodyPr>
+                    </wps:wsp>
+                  </a:graphicData>
+                </a:graphic>
+                <wp14:sizeRelH relativeFrom="margin">
+                  <wp14:pctWidth>0</wp14:pctWidth>
+                </wp14:sizeRelH>
+                <wp14:sizeRelV relativeFrom="margin">
+                  <wp14:pctHeight>0</wp14:pctHeight>
+                </wp14:sizeRelV>
+              </wp:anchor>
+            </w:drawing>
+          </mc:Choice>
+          <mc:Fallback>
+            <w:pict>
+              <v:shape w14:anchorId="1BDAB01C" id="_x0000_s1027" type="#_x0000_t202" style="position:absolute;left:0;text-align:left;margin-left:31.8pt;margin-top:.75pt;width:158.4pt;height:22.2pt;z-index:251659264;visibility:visible;mso-wrap-style:square;mso-width-percent:0;mso-height-percent:0;mso-wrap-distance-left:9pt;mso-wrap-distance-top:3.6pt;mso-wrap-distance-right:9pt;mso-wrap-distance-bottom:3.6pt;mso-position-horizontal:absolute;mso-position-horizontal-relative:text;mso-position-vertical:absolute;mso-position-vertical-relative:text;mso-width-percent:0;mso-height-percent:0;mso-width-relative:margin;mso-height-relative:margin;v-text-anchor:top" o:gfxdata="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">
+                <v:textbox>
+                  <w:txbxContent>
+                    <w:p>
+                      <w:r>
+                        <w:t>Low Frequency, High</w:t>
+                      </w:r>
+                      <w:r>
+                        <w:t xml:space="preserve"> Amplitude </w:t>
+                      </w:r>
+                    </w:p>
+                  </w:txbxContent>
+                </v:textbox>
+                <w10:wrap type="square"/>
+              </v:shape>
+            </w:pict>
+          </mc:Fallback>
+        </mc:AlternateContent>
+      </w:r>
+    </w:p>
+    <w:p>
+      <w:pPr>
+        <w:spacing w:after="0"/>
+        <w:jc w:val="center"/>
+        <w:rPr>
+          <w:sz w:val="24"/>
+          <w:szCs w:val="24"/>
+        </w:rPr>
+      </w:pPr>
+    </w:p>
+    <w:p>
+      <w:pPr>
+        <w:spacing w:after="0"/>
+        <w:rPr>
+          <w:sz w:val="24"/>
+          <w:szCs w:val="24"/>
+        </w:rPr>
+      </w:pPr>
+      <w:r>
+        <w:rPr>
+          <w:noProof/>
+        </w:rPr>
+        <w:drawing>
+          <wp:inline distT="0" distB="0" distL="0" distR="0" wp14:anchorId="08F2C27D" wp14:editId="641BE2AA">
+            <wp:extent cx="2833370" cy="1912620"/>
+            <wp:effectExtent l="0" t="0" r="5080" b="0"/>
+            <wp:docPr id="7" name="Picture 7" descr="http://momentsjournal.com/wp-content/uploads/2014/06/Clark-Little-ocean-surf-wave-photos-2568454.jpg"/>
+            <wp:cNvGraphicFramePr>
+              <a:graphicFrameLocks xmlns:a="http://schemas.openxmlformats.org/drawingml/2006/main" noChangeAspect="1"/>
+            </wp:cNvGraphicFramePr>
+            <a:graphic xmlns:a="http://schemas.openxmlformats.org/drawingml/2006/main">
+              <a:graphicData uri="http://schemas.openxmlformats.org/drawingml/2006/picture">
+                <pic:pic xmlns:pic="http://schemas.openxmlformats.org/drawingml/2006/picture">
+                  <pic:nvPicPr>
+                    <pic:cNvPr id="0" name="Picture 8" descr="http://momentsjournal.com/wp-content/uploads/2014/06/Clark-Little-ocean-surf-wave-photos-2568454.jpg"/>
+                    <pic:cNvPicPr>
+                      <a:picLocks noChangeAspect="1" noChangeArrowheads="1"/>
+                    </pic:cNvPicPr>
+                  </pic:nvPicPr>
+                  <pic:blipFill>
+                    <a:blip r:embed="rId6" cstate="print">
+                      <a:extLst>
+                        <a:ext uri="{28A0092B-C50C-407E-A947-70E740481C1C}">
+                          <a14:useLocalDpi xmlns:a14="http://schemas.microsoft.com/office/drawing/2010/main" val="0"/>
+                        </a:ext>
+                      </a:extLst>
+                    </a:blip>
+                    <a:srcRect/>
+                    <a:stretch>
+                      <a:fillRect/>
+                    </a:stretch>
+                  </pic:blipFill>
+                  <pic:spPr bwMode="auto">
+                    <a:xfrm flipH="1">
+                      <a:off x="0" y="0"/>
+                      <a:ext cx="2881058" cy="1944811"/>
+                    </a:xfrm>
+                    <a:prstGeom prst="rect">
+                      <a:avLst/>
+                    </a:prstGeom>
+                    <a:noFill/>
+                    <a:ln>
+                      <a:noFill/>
+                    </a:ln>
+                  </pic:spPr>
+                </pic:pic>
+              </a:graphicData>
+            </a:graphic>
+          </wp:inline>
+        </w:drawing>
+      </w:r>
+      <w:r>
+        <w:rPr>
+          <w:sz w:val="24"/>
+          <w:szCs w:val="24"/>
+        </w:rPr>
+        <w:t xml:space="preserve">       </w:t>
+      </w:r>
+      <w:r>
+        <w:rPr>
+          <w:noProof/>
+          <w:sz w:val="24"/>
+          <w:szCs w:val="24"/>
+        </w:rPr>
+        <w:drawing>
+          <wp:inline distT="0" distB="0" distL="0" distR="0" wp14:anchorId="1CD388E0" wp14:editId="7A36A92D">
+            <wp:extent cx="2857500" cy="1905000"/>
+            <wp:effectExtent l="0" t="0" r="0" b="0"/>
+            <wp:docPr id="4" name="Picture 4" descr="https://jenniferdeppeparker.files.wordpress.com/2014/01/nevis_ocean_003.jpg?w=600&amp;h=400"/>
+            <wp:cNvGraphicFramePr>
+              <a:graphicFrameLocks xmlns:a="http://schemas.openxmlformats.org/drawingml/2006/main" noChangeAspect="1"/>
+            </wp:cNvGraphicFramePr>
+            <a:graphic xmlns:a="http://schemas.openxmlformats.org/drawingml/2006/main">
+              <a:graphicData uri="http://schemas.openxmlformats.org/drawingml/2006/picture">
+                <pic:pic xmlns:pic="http://schemas.openxmlformats.org/drawingml/2006/picture">
+                  <pic:nvPicPr>
+                    <pic:cNvPr id="0" name="Picture 3" descr="https://jenniferdeppeparker.files.wordpress.com/2014/01/nevis_ocean_003.jpg?w=600&amp;h=400"/>
+                    <pic:cNvPicPr>
+                      <a:picLocks noChangeAspect="1" noChangeArrowheads="1"/>
+                    </pic:cNvPicPr>
+                  </pic:nvPicPr>
+                  <pic:blipFill>
+                    <a:blip r:embed="rId7">
+                      <a:extLst>
+                        <a:ext uri="{28A0092B-C50C-407E-A947-70E740481C1C}">
+                          <a14:useLocalDpi xmlns:a14="http://schemas.microsoft.com/office/drawing/2010/main" val="0"/>
+                        </a:ext>
+                      </a:extLst>
+                    </a:blip>
+                    <a:srcRect/>
+                    <a:stretch>
+                      <a:fillRect/>
+                    </a:stretch>
+                  </pic:blipFill>
+                  <pic:spPr bwMode="auto">
+                    <a:xfrm>
+                      <a:off x="0" y="0"/>
+                      <a:ext cx="2857500" cy="1905000"/>
+                    </a:xfrm>
+                    <a:prstGeom prst="rect">
+                      <a:avLst/>
+                    </a:prstGeom>
+                    <a:noFill/>
+                    <a:ln>
+                      <a:noFill/>
+                    </a:ln>
+                  </pic:spPr>
+                </pic:pic>
+              </a:graphicData>
+            </a:graphic>
+          </wp:inline>
+        </w:drawing>
+      </w:r>
+      <w:r>
+        <w:rPr>
+          <w:sz w:val="24"/>
+          <w:szCs w:val="24"/>
+        </w:rPr>
+        <w:t xml:space="preserve">     </w:t>
+      </w:r>
+    </w:p>
+    <w:p>
+      <w:pPr>
+        <w:spacing w:after="0"/>
+        <w:rPr>
+          <w:sz w:val="24"/>
+          <w:szCs w:val="24"/>
+        </w:rPr>
+      </w:pPr>
+      <w:r>
+        <w:rPr>
+          <w:noProof/>
+          <w:sz w:val="24"/>
+          <w:szCs w:val="24"/>
+        </w:rPr>
+        <mc:AlternateContent>
+          <mc:Choice Requires="wps">
+            <w:drawing>
+              <wp:anchor distT="45720" distB="45720" distL="114300" distR="114300" simplePos="0" relativeHeight="251663360" behindDoc="0" locked="0" layoutInCell="1" allowOverlap="1" wp14:anchorId="3AF66B41" wp14:editId="1A7D60A7">
+                <wp:simplePos x="0" y="0"/>
+                <wp:positionH relativeFrom="margin">
+                  <wp:align>center</wp:align>
+                </wp:positionH>
+                <wp:positionV relativeFrom="paragraph">
+                  <wp:posOffset>80645</wp:posOffset>
+                </wp:positionV>
+                <wp:extent cx="2491740" cy="259080"/>
+                <wp:effectExtent l="0" t="0" r="22860" b="26670"/>
+                <wp:wrapSquare wrapText="bothSides"/>
+                <wp:docPr id="9" name="Text Box 2"/>
+                <wp:cNvGraphicFramePr>
+                  <a:graphicFrameLocks xmlns:a="http://schemas.openxmlformats.org/drawingml/2006/main"/>
+                </wp:cNvGraphicFramePr>
+                <a:graphic xmlns:a="http://schemas.openxmlformats.org/drawingml/2006/main">
+                  <a:graphicData uri="http://schemas.microsoft.com/office/word/2010/wordprocessingShape">
+                    <wps:wsp>
+                      <wps:cNvSpPr txBox="1">
+                        <a:spLocks noChangeArrowheads="1"/>
+                      </wps:cNvSpPr>
+                      <wps:spPr bwMode="auto">
+                        <a:xfrm>
+                          <a:off x="0" y="0"/>
+                          <a:ext cx="2491740" cy="259080"/>
+                        </a:xfrm>
+                        <a:prstGeom prst="rect">
+                          <a:avLst/>
+                        </a:prstGeom>
+                        <a:solidFill>
+                          <a:srgbClr val="FFFFFF"/>
+                        </a:solidFill>
+                        <a:ln w="9525">
+                          <a:solidFill>
+                            <a:srgbClr val="000000"/>
+                          </a:solidFill>
+                          <a:miter lim="800000"/>
+                          <a:headEnd/>
+                          <a:tailEnd/>
+                        </a:ln>
+                      </wps:spPr>
+                      <wps:txbx>
+                        <w:txbxContent>
+                          <w:p>
+                            <w:r>
+                              <w:t>Which would you rather</w:t>
+                            </w:r>
+                            <w:r>
+                              <w:t xml:space="preserve"> swim through</w:t>
+                            </w:r>
+                            <w:r>
+                              <w:t>?</w:t>
+                            </w:r>
+                          </w:p>
+                        </w:txbxContent>
+                      </wps:txbx>
+                      <wps:bodyPr rot="0" vert="horz" wrap="square" lIns="91440" tIns="45720" rIns="91440" bIns="45720" anchor="t" anchorCtr="0">
+                        <a:noAutofit/>
+                      </wps:bodyPr>
+                    </wps:wsp>
+                  </a:graphicData>
+                </a:graphic>
+                <wp14:sizeRelH relativeFrom="margin">
+                  <wp14:pctWidth>0</wp14:pctWidth>
+                </wp14:sizeRelH>
+                <wp14:sizeRelV relativeFrom="margin">
+                  <wp14:pctHeight>0</wp14:pctHeight>
+                </wp14:sizeRelV>
+              </wp:anchor>
+            </w:drawing>
+          </mc:Choice>
+          <mc:Fallback>
+            <w:pict>
+              <v:shape w14:anchorId="3AF66B41" id="_x0000_s1028" type="#_x0000_t202" style="position:absolute;margin-left:0;margin-top:6.35pt;width:196.2pt;height:20.4pt;z-index:251663360;visibility:visible;mso-wrap-style:square;mso-width-percent:0;mso-height-percent:0;mso-wrap-distance-left:9pt;mso-wrap-distance-top:3.6pt;mso-wrap-distance-right:9pt;mso-wrap-distance-bottom:3.6pt;mso-position-horizontal:center;mso-position-horizontal-relative:margin;mso-position-vertical:absolute;mso-position-vertical-relative:text;mso-width-percent:0;mso-height-percent:0;mso-width-relative:margin;mso-height-relative:margin;v-text-anchor:top" o:gfxdata="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">
+                <v:textbox>
+                  <w:txbxContent>
+                    <w:p>
+                      <w:r>
+                        <w:t>Which would you rather</w:t>
+                      </w:r>
+                      <w:r>
+                        <w:t xml:space="preserve"> swim through</w:t>
+                      </w:r>
+                      <w:r>
+                        <w:t>?</w:t>
+                      </w:r>
+                    </w:p>
+                  </w:txbxContent>
+                </v:textbox>
+                <w10:wrap type="square" anchorx="margin"/>
+              </v:shape>
+            </w:pict>
+          </mc:Fallback>
+        </mc:AlternateContent>
+      </w:r>
+      <w:r>
+        <w:rPr>
+          <w:sz w:val="24"/>
+          <w:szCs w:val="24"/>
+        </w:rPr>
+        <w:t xml:space="preserve">  </w:t>
+      </w:r>
+    </w:p>
+    <w:p>
+      <w:pPr>
+        <w:spacing w:after="0"/>
+        <w:rPr>
+          <w:sz w:val="24"/>
+          <w:szCs w:val="24"/>
+        </w:rPr>
+      </w:pPr>
+    </w:p>
+    <w:p>
+      <w:pPr>
+        <w:spacing w:after="0"/>
+        <w:rPr>
+          <w:sz w:val="24"/>
+          <w:szCs w:val="24"/>
+        </w:rPr>
+      </w:pPr>
+    </w:p>
+    <w:p>
+      <w:pPr>
+        <w:spacing w:after="0"/>
+        <w:jc w:val="center"/>
+        <w:rPr>
+          <w:sz w:val="32"/>
+          <w:szCs w:val="32"/>
+        </w:rPr>
+      </w:pPr>
+    </w:p>
+    <w:p>
+      <w:pPr>
+        <w:spacing w:after="0"/>
+        <w:jc w:val="center"/>
+        <w:rPr>
+          <w:sz w:val="32"/>
+          <w:szCs w:val="32"/>
+        </w:rPr>
+      </w:pPr>
+    </w:p>
+    <w:p>
+      <w:pPr>
+        <w:spacing w:after="0"/>
+        <w:jc w:val="center"/>
+        <w:rPr>
+          <w:sz w:val="32"/>
+          <w:szCs w:val="32"/>
+        </w:rPr>
+      </w:pPr>
       <w:bookmarkStart w:id="0" w:name="_GoBack"/>
       <w:bookmarkEnd w:id="0"/>
+      <w:r>
+        <w:rPr>
+          <w:sz w:val="32"/>
+          <w:szCs w:val="32"/>
+        </w:rPr>
+        <w:lastRenderedPageBreak/>
+        <w:t>How Do You Make an N.E.S?</w:t>
+      </w:r>
+    </w:p>
+    <w:p>
+      <w:pPr>
+        <w:spacing w:after="0"/>
+        <w:jc w:val="center"/>
+        <w:rPr>
+          <w:sz w:val="32"/>
+          <w:szCs w:val="32"/>
+        </w:rPr>
+      </w:pPr>
+    </w:p>
+    <w:p>
+      <w:pPr>
+        <w:spacing w:after="0"/>
+        <w:rPr>
+          <w:sz w:val="24"/>
+          <w:szCs w:val="24"/>
+        </w:rPr>
+      </w:pPr>
+      <w:r>
+        <w:rPr>
+          <w:sz w:val="24"/>
+          <w:szCs w:val="24"/>
+        </w:rPr>
+        <w:t>How an N.E.S is created</w:t>
+      </w:r>
+      <w:r>
+        <w:rPr>
+          <w:sz w:val="24"/>
+          <w:szCs w:val="24"/>
+        </w:rPr>
+        <w:t>/implemented in a given system</w:t>
+      </w:r>
+      <w:r>
+        <w:rPr>
+          <w:sz w:val="24"/>
+          <w:szCs w:val="24"/>
+        </w:rPr>
+        <w:t xml:space="preserve"> depends entire</w:t>
+      </w:r>
+      <w:r>
+        <w:rPr>
+          <w:sz w:val="24"/>
+          <w:szCs w:val="24"/>
+        </w:rPr>
+        <w:t xml:space="preserve">ly on the specifics of </w:t>
+      </w:r>
+      <w:r>
+        <w:rPr>
+          <w:sz w:val="24"/>
+          <w:szCs w:val="24"/>
+        </w:rPr>
+        <w:t xml:space="preserve">that system. In the simulations on this website, the N.E.S is a small mass attached to the center of the sprung cylinder that is allowed to rotate freely around the cylinder. </w:t>
+      </w:r>
+    </w:p>
+    <w:p>
+      <w:pPr>
+        <w:spacing w:after="0"/>
+        <w:rPr>
+          <w:sz w:val="24"/>
+          <w:szCs w:val="24"/>
+        </w:rPr>
+      </w:pPr>
+    </w:p>
+    <w:p>
+      <w:pPr>
+        <w:spacing w:after="0"/>
+        <w:ind w:left="1440" w:firstLine="720"/>
+        <w:rPr>
+          <w:sz w:val="24"/>
+          <w:szCs w:val="24"/>
+        </w:rPr>
+      </w:pPr>
+      <w:r>
+        <w:rPr>
+          <w:noProof/>
+          <w:sz w:val="24"/>
+          <w:szCs w:val="24"/>
+        </w:rPr>
+        <w:drawing>
+          <wp:inline distT="0" distB="0" distL="0" distR="0">
+            <wp:extent cx="2956560" cy="3105946"/>
+            <wp:effectExtent l="0" t="0" r="0" b="0"/>
+            <wp:docPr id="10" name="Picture 10" descr="C:\Users\Josef M Sabuda\Downloads\ScreenShot.png"/>
+            <wp:cNvGraphicFramePr>
+              <a:graphicFrameLocks xmlns:a="http://schemas.openxmlformats.org/drawingml/2006/main" noChangeAspect="1"/>
+            </wp:cNvGraphicFramePr>
+            <a:graphic xmlns:a="http://schemas.openxmlformats.org/drawingml/2006/main">
+              <a:graphicData uri="http://schemas.openxmlformats.org/drawingml/2006/picture">
+                <pic:pic xmlns:pic="http://schemas.openxmlformats.org/drawingml/2006/picture">
+                  <pic:nvPicPr>
+                    <pic:cNvPr id="0" name="Picture 8" descr="C:\Users\Josef M Sabuda\Downloads\ScreenShot.png"/>
+                    <pic:cNvPicPr>
+                      <a:picLocks noChangeAspect="1" noChangeArrowheads="1"/>
+                    </pic:cNvPicPr>
+                  </pic:nvPicPr>
+                  <pic:blipFill>
+                    <a:blip r:embed="rId8" cstate="print">
+                      <a:extLst>
+                        <a:ext uri="{28A0092B-C50C-407E-A947-70E740481C1C}">
+                          <a14:useLocalDpi xmlns:a14="http://schemas.microsoft.com/office/drawing/2010/main" val="0"/>
+                        </a:ext>
+                      </a:extLst>
+                    </a:blip>
+                    <a:srcRect/>
+                    <a:stretch>
+                      <a:fillRect/>
+                    </a:stretch>
+                  </pic:blipFill>
+                  <pic:spPr bwMode="auto">
+                    <a:xfrm>
+                      <a:off x="0" y="0"/>
+                      <a:ext cx="2971152" cy="3121275"/>
+                    </a:xfrm>
+                    <a:prstGeom prst="rect">
+                      <a:avLst/>
+                    </a:prstGeom>
+                    <a:noFill/>
+                    <a:ln>
+                      <a:noFill/>
+                    </a:ln>
+                  </pic:spPr>
+                </pic:pic>
+              </a:graphicData>
+            </a:graphic>
+          </wp:inline>
+        </w:drawing>
+      </w:r>
     </w:p>
     <w:sectPr>
       <w:pgSz w:w="12240" w:h="15840"/>
